--- a/www/getting_started.docx
+++ b/www/getting_started.docx
@@ -651,7 +651,7 @@
         <w:t xml:space="preserve"> </w:t>
       </w:r>
       <w:r>
-        <w:t xml:space="preserve">— the 27 IPCC-aligned parameters with codes, units, defaults</w:t>
+        <w:t xml:space="preserve">— the 25 IPCC-aligned parameters with codes, units, defaults</w:t>
       </w:r>
     </w:p>
     <w:p>
@@ -3396,13 +3396,13 @@
 </file>
 
 <file path=customXml/itemProps1.xml><?xml version="1.0" encoding="utf-8"?>
-<ds:datastoreItem xmlns:ds="http://schemas.openxmlformats.org/officeDocument/2006/customXml" ds:itemID="{87A7A9A6-68EA-48AF-A1AA-2174A3313D90}"/>
+<ds:datastoreItem xmlns:ds="http://schemas.openxmlformats.org/officeDocument/2006/customXml" ds:itemID="{570FEDD8-D6B1-4289-A121-1ABB92E261CB}"/>
 </file>
 
 <file path=customXml/itemProps2.xml><?xml version="1.0" encoding="utf-8"?>
-<ds:datastoreItem xmlns:ds="http://schemas.openxmlformats.org/officeDocument/2006/customXml" ds:itemID="{B6CE3FFB-9ECC-4B3C-8998-F0C5EB85EF0D}"/>
+<ds:datastoreItem xmlns:ds="http://schemas.openxmlformats.org/officeDocument/2006/customXml" ds:itemID="{DAEC53CF-0CCD-4FA8-B49F-D061F48654C7}"/>
 </file>
 
 <file path=customXml/itemProps3.xml><?xml version="1.0" encoding="utf-8"?>
-<ds:datastoreItem xmlns:ds="http://schemas.openxmlformats.org/officeDocument/2006/customXml" ds:itemID="{A4C72B87-6F24-44A6-8F8D-E443E7457ED1}"/>
+<ds:datastoreItem xmlns:ds="http://schemas.openxmlformats.org/officeDocument/2006/customXml" ds:itemID="{AF525DC0-9B5F-4814-B5CB-D902581D05AC}"/>
 </file>
--- a/www/getting_started.docx
+++ b/www/getting_started.docx
@@ -3396,13 +3396,13 @@
 </file>
 
 <file path=customXml/itemProps1.xml><?xml version="1.0" encoding="utf-8"?>
-<ds:datastoreItem xmlns:ds="http://schemas.openxmlformats.org/officeDocument/2006/customXml" ds:itemID="{570FEDD8-D6B1-4289-A121-1ABB92E261CB}"/>
+<ds:datastoreItem xmlns:ds="http://schemas.openxmlformats.org/officeDocument/2006/customXml" ds:itemID="{6B0D8149-9BC3-46A7-B612-487B150A34BF}"/>
 </file>
 
 <file path=customXml/itemProps2.xml><?xml version="1.0" encoding="utf-8"?>
-<ds:datastoreItem xmlns:ds="http://schemas.openxmlformats.org/officeDocument/2006/customXml" ds:itemID="{DAEC53CF-0CCD-4FA8-B49F-D061F48654C7}"/>
+<ds:datastoreItem xmlns:ds="http://schemas.openxmlformats.org/officeDocument/2006/customXml" ds:itemID="{46C53DC7-0693-464D-86E7-B5C97059A7BC}"/>
 </file>
 
 <file path=customXml/itemProps3.xml><?xml version="1.0" encoding="utf-8"?>
-<ds:datastoreItem xmlns:ds="http://schemas.openxmlformats.org/officeDocument/2006/customXml" ds:itemID="{AF525DC0-9B5F-4814-B5CB-D902581D05AC}"/>
+<ds:datastoreItem xmlns:ds="http://schemas.openxmlformats.org/officeDocument/2006/customXml" ds:itemID="{5A90E60F-7CEB-4640-BE2D-5A813088DDF9}"/>
 </file>
--- a/www/getting_started.docx
+++ b/www/getting_started.docx
@@ -3172,237 +3172,4 @@
     </a:ext>
   </a:extLst>
 </a:theme>
-</file>
-
-<file path=customXml/item1.xml><?xml version="1.0" encoding="utf-8"?>
-<ct:contentTypeSchema xmlns:ct="http://schemas.microsoft.com/office/2006/metadata/contentType" xmlns:ma="http://schemas.microsoft.com/office/2006/metadata/properties/metaAttributes" ct:_="" ma:_="" ma:contentTypeName="Document" ma:contentTypeID="0x0101006AAA32E7549EE6449AC68337FF671C5A" ma:contentTypeVersion="12" ma:contentTypeDescription="Create a new document." ma:contentTypeScope="" ma:versionID="5b725368af9e92254b31af2044252fac">
-  <xsd:schema xmlns:xsd="http://www.w3.org/2001/XMLSchema" xmlns:xs="http://www.w3.org/2001/XMLSchema" xmlns:p="http://schemas.microsoft.com/office/2006/metadata/properties" xmlns:ns2="03e19825-731a-404b-84c3-310fff85d1a8" xmlns:ns3="a675dd88-c1ff-478a-b60f-ff004313760b" targetNamespace="http://schemas.microsoft.com/office/2006/metadata/properties" ma:root="true" ma:fieldsID="de1faf0135fd982ba30b50c3b754e7cb" ns2:_="" ns3:_="">
-    <xsd:import namespace="03e19825-731a-404b-84c3-310fff85d1a8"/>
-    <xsd:import namespace="a675dd88-c1ff-478a-b60f-ff004313760b"/>
-    <xsd:element name="properties">
-      <xsd:complexType>
-        <xsd:sequence>
-          <xsd:element name="documentManagement">
-            <xsd:complexType>
-              <xsd:all>
-                <xsd:element ref="ns2:MediaServiceMetadata" minOccurs="0"/>
-                <xsd:element ref="ns2:MediaServiceFastMetadata" minOccurs="0"/>
-                <xsd:element ref="ns2:MediaServiceSearchProperties" minOccurs="0"/>
-                <xsd:element ref="ns2:MediaServiceDateTaken" minOccurs="0"/>
-                <xsd:element ref="ns2:lcf76f155ced4ddcb4097134ff3c332f" minOccurs="0"/>
-                <xsd:element ref="ns3:TaxCatchAll" minOccurs="0"/>
-                <xsd:element ref="ns2:MediaServiceGenerationTime" minOccurs="0"/>
-                <xsd:element ref="ns2:MediaServiceEventHashCode" minOccurs="0"/>
-                <xsd:element ref="ns2:MediaServiceOCR" minOccurs="0"/>
-                <xsd:element ref="ns2:MediaLengthInSeconds" minOccurs="0"/>
-                <xsd:element ref="ns2:MediaServiceLocation" minOccurs="0"/>
-              </xsd:all>
-            </xsd:complexType>
-          </xsd:element>
-        </xsd:sequence>
-      </xsd:complexType>
-    </xsd:element>
-  </xsd:schema>
-  <xsd:schema xmlns:xsd="http://www.w3.org/2001/XMLSchema" xmlns:xs="http://www.w3.org/2001/XMLSchema" xmlns:dms="http://schemas.microsoft.com/office/2006/documentManagement/types" xmlns:pc="http://schemas.microsoft.com/office/infopath/2007/PartnerControls" targetNamespace="03e19825-731a-404b-84c3-310fff85d1a8" elementFormDefault="qualified">
-    <xsd:import namespace="http://schemas.microsoft.com/office/2006/documentManagement/types"/>
-    <xsd:import namespace="http://schemas.microsoft.com/office/infopath/2007/PartnerControls"/>
-    <xsd:element name="MediaServiceMetadata" ma:index="8" nillable="true" ma:displayName="MediaServiceMetadata" ma:hidden="true" ma:internalName="MediaServiceMetadata" ma:readOnly="true">
-      <xsd:simpleType>
-        <xsd:restriction base="dms:Note"/>
-      </xsd:simpleType>
-    </xsd:element>
-    <xsd:element name="MediaServiceFastMetadata" ma:index="9" nillable="true" ma:displayName="MediaServiceFastMetadata" ma:hidden="true" ma:internalName="MediaServiceFastMetadata" ma:readOnly="true">
-      <xsd:simpleType>
-        <xsd:restriction base="dms:Note"/>
-      </xsd:simpleType>
-    </xsd:element>
-    <xsd:element name="MediaServiceSearchProperties" ma:index="10" nillable="true" ma:displayName="MediaServiceSearchProperties" ma:hidden="true" ma:internalName="MediaServiceSearchProperties" ma:readOnly="true">
-      <xsd:simpleType>
-        <xsd:restriction base="dms:Note"/>
-      </xsd:simpleType>
-    </xsd:element>
-    <xsd:element name="MediaServiceDateTaken" ma:index="11" nillable="true" ma:displayName="MediaServiceDateTaken" ma:hidden="true" ma:indexed="true" ma:internalName="MediaServiceDateTaken" ma:readOnly="true">
-      <xsd:simpleType>
-        <xsd:restriction base="dms:Text"/>
-      </xsd:simpleType>
-    </xsd:element>
-    <xsd:element name="lcf76f155ced4ddcb4097134ff3c332f" ma:index="13" nillable="true" ma:taxonomy="true" ma:internalName="lcf76f155ced4ddcb4097134ff3c332f" ma:taxonomyFieldName="MediaServiceImageTags" ma:displayName="Image Tags" ma:readOnly="false" ma:fieldId="{5cf76f15-5ced-4ddc-b409-7134ff3c332f}" ma:taxonomyMulti="true" ma:sspId="41616629-9183-4d38-9e3a-f9db27d53a26" ma:termSetId="09814cd3-568e-fe90-9814-8d621ff8fb84" ma:anchorId="fba54fb3-c3e1-fe81-a776-ca4b69148c4d" ma:open="true" ma:isKeyword="false">
-      <xsd:complexType>
-        <xsd:sequence>
-          <xsd:element ref="pc:Terms" minOccurs="0" maxOccurs="1"/>
-        </xsd:sequence>
-      </xsd:complexType>
-    </xsd:element>
-    <xsd:element name="MediaServiceGenerationTime" ma:index="15" nillable="true" ma:displayName="MediaServiceGenerationTime" ma:hidden="true" ma:internalName="MediaServiceGenerationTime" ma:readOnly="true">
-      <xsd:simpleType>
-        <xsd:restriction base="dms:Text"/>
-      </xsd:simpleType>
-    </xsd:element>
-    <xsd:element name="MediaServiceEventHashCode" ma:index="16" nillable="true" ma:displayName="MediaServiceEventHashCode" ma:hidden="true" ma:internalName="MediaServiceEventHashCode" ma:readOnly="true">
-      <xsd:simpleType>
-        <xsd:restriction base="dms:Text"/>
-      </xsd:simpleType>
-    </xsd:element>
-    <xsd:element name="MediaServiceOCR" ma:index="17" nillable="true" ma:displayName="Extracted Text" ma:internalName="MediaServiceOCR" ma:readOnly="true">
-      <xsd:simpleType>
-        <xsd:restriction base="dms:Note">
-          <xsd:maxLength value="255"/>
-        </xsd:restriction>
-      </xsd:simpleType>
-    </xsd:element>
-    <xsd:element name="MediaLengthInSeconds" ma:index="18" nillable="true" ma:displayName="MediaLengthInSeconds" ma:hidden="true" ma:internalName="MediaLengthInSeconds" ma:readOnly="true">
-      <xsd:simpleType>
-        <xsd:restriction base="dms:Unknown"/>
-      </xsd:simpleType>
-    </xsd:element>
-    <xsd:element name="MediaServiceLocation" ma:index="19" nillable="true" ma:displayName="Location" ma:indexed="true" ma:internalName="MediaServiceLocation" ma:readOnly="true">
-      <xsd:simpleType>
-        <xsd:restriction base="dms:Text"/>
-      </xsd:simpleType>
-    </xsd:element>
-  </xsd:schema>
-  <xsd:schema xmlns:xsd="http://www.w3.org/2001/XMLSchema" xmlns:xs="http://www.w3.org/2001/XMLSchema" xmlns:dms="http://schemas.microsoft.com/office/2006/documentManagement/types" xmlns:pc="http://schemas.microsoft.com/office/infopath/2007/PartnerControls" targetNamespace="a675dd88-c1ff-478a-b60f-ff004313760b" elementFormDefault="qualified">
-    <xsd:import namespace="http://schemas.microsoft.com/office/2006/documentManagement/types"/>
-    <xsd:import namespace="http://schemas.microsoft.com/office/infopath/2007/PartnerControls"/>
-    <xsd:element name="TaxCatchAll" ma:index="14" nillable="true" ma:displayName="Taxonomy Catch All Column" ma:hidden="true" ma:list="{fee70d54-65c2-44e4-aa1e-ee2a67be174e}" ma:internalName="TaxCatchAll" ma:showField="CatchAllData" ma:web="a675dd88-c1ff-478a-b60f-ff004313760b">
-      <xsd:complexType>
-        <xsd:complexContent>
-          <xsd:extension base="dms:MultiChoiceLookup">
-            <xsd:sequence>
-              <xsd:element name="Value" type="dms:Lookup" maxOccurs="unbounded" minOccurs="0" nillable="true"/>
-            </xsd:sequence>
-          </xsd:extension>
-        </xsd:complexContent>
-      </xsd:complexType>
-    </xsd:element>
-  </xsd:schema>
-  <xsd:schema xmlns="http://schemas.openxmlformats.org/package/2006/metadata/core-properties" xmlns:xsd="http://www.w3.org/2001/XMLSchema" xmlns:xsi="http://www.w3.org/2001/XMLSchema-instance" xmlns:dc="http://purl.org/dc/elements/1.1/" xmlns:dcterms="http://purl.org/dc/terms/" xmlns:odoc="http://schemas.microsoft.com/internal/obd" targetNamespace="http://schemas.openxmlformats.org/package/2006/metadata/core-properties" elementFormDefault="qualified" attributeFormDefault="unqualified" blockDefault="#all">
-    <xsd:import namespace="http://purl.org/dc/elements/1.1/" schemaLocation="http://dublincore.org/schemas/xmls/qdc/2003/04/02/dc.xsd"/>
-    <xsd:import namespace="http://purl.org/dc/terms/" schemaLocation="http://dublincore.org/schemas/xmls/qdc/2003/04/02/dcterms.xsd"/>
-    <xsd:element name="coreProperties" type="CT_coreProperties"/>
-    <xsd:complexType name="CT_coreProperties">
-      <xsd:all>
-        <xsd:element ref="dc:creator" minOccurs="0" maxOccurs="1"/>
-        <xsd:element ref="dcterms:created" minOccurs="0" maxOccurs="1"/>
-        <xsd:element ref="dc:identifier" minOccurs="0" maxOccurs="1"/>
-        <xsd:element name="contentType" minOccurs="0" maxOccurs="1" type="xsd:string" ma:index="0" ma:displayName="Content Type"/>
-        <xsd:element ref="dc:title" minOccurs="0" maxOccurs="1" ma:index="4" ma:displayName="Title"/>
-        <xsd:element ref="dc:subject" minOccurs="0" maxOccurs="1"/>
-        <xsd:element ref="dc:description" minOccurs="0" maxOccurs="1"/>
-        <xsd:element name="keywords" minOccurs="0" maxOccurs="1" type="xsd:string"/>
-        <xsd:element ref="dc:language" minOccurs="0" maxOccurs="1"/>
-        <xsd:element name="category" minOccurs="0" maxOccurs="1" type="xsd:string"/>
-        <xsd:element name="version" minOccurs="0" maxOccurs="1" type="xsd:string"/>
-        <xsd:element name="revision" minOccurs="0" maxOccurs="1" type="xsd:string">
-          <xsd:annotation>
-            <xsd:documentation>
-                        This value indicates the number of saves or revisions. The application is responsible for updating this value after each revision.
-                    </xsd:documentation>
-          </xsd:annotation>
-        </xsd:element>
-        <xsd:element name="lastModifiedBy" minOccurs="0" maxOccurs="1" type="xsd:string"/>
-        <xsd:element ref="dcterms:modified" minOccurs="0" maxOccurs="1"/>
-        <xsd:element name="contentStatus" minOccurs="0" maxOccurs="1" type="xsd:string"/>
-      </xsd:all>
-    </xsd:complexType>
-  </xsd:schema>
-  <xs:schema xmlns:pc="http://schemas.microsoft.com/office/infopath/2007/PartnerControls" xmlns:xs="http://www.w3.org/2001/XMLSchema" targetNamespace="http://schemas.microsoft.com/office/infopath/2007/PartnerControls" elementFormDefault="qualified" attributeFormDefault="unqualified">
-    <xs:element name="Person">
-      <xs:complexType>
-        <xs:sequence>
-          <xs:element ref="pc:DisplayName" minOccurs="0"/>
-          <xs:element ref="pc:AccountId" minOccurs="0"/>
-          <xs:element ref="pc:AccountType" minOccurs="0"/>
-        </xs:sequence>
-      </xs:complexType>
-    </xs:element>
-    <xs:element name="DisplayName" type="xs:string"/>
-    <xs:element name="AccountId" type="xs:string"/>
-    <xs:element name="AccountType" type="xs:string"/>
-    <xs:element name="BDCAssociatedEntity">
-      <xs:complexType>
-        <xs:sequence>
-          <xs:element ref="pc:BDCEntity" minOccurs="0" maxOccurs="unbounded"/>
-        </xs:sequence>
-        <xs:attribute ref="pc:EntityNamespace"/>
-        <xs:attribute ref="pc:EntityName"/>
-        <xs:attribute ref="pc:SystemInstanceName"/>
-        <xs:attribute ref="pc:AssociationName"/>
-      </xs:complexType>
-    </xs:element>
-    <xs:attribute name="EntityNamespace" type="xs:string"/>
-    <xs:attribute name="EntityName" type="xs:string"/>
-    <xs:attribute name="SystemInstanceName" type="xs:string"/>
-    <xs:attribute name="AssociationName" type="xs:string"/>
-    <xs:element name="BDCEntity">
-      <xs:complexType>
-        <xs:sequence>
-          <xs:element ref="pc:EntityDisplayName" minOccurs="0"/>
-          <xs:element ref="pc:EntityInstanceReference" minOccurs="0"/>
-          <xs:element ref="pc:EntityId1" minOccurs="0"/>
-          <xs:element ref="pc:EntityId2" minOccurs="0"/>
-          <xs:element ref="pc:EntityId3" minOccurs="0"/>
-          <xs:element ref="pc:EntityId4" minOccurs="0"/>
-          <xs:element ref="pc:EntityId5" minOccurs="0"/>
-        </xs:sequence>
-      </xs:complexType>
-    </xs:element>
-    <xs:element name="EntityDisplayName" type="xs:string"/>
-    <xs:element name="EntityInstanceReference" type="xs:string"/>
-    <xs:element name="EntityId1" type="xs:string"/>
-    <xs:element name="EntityId2" type="xs:string"/>
-    <xs:element name="EntityId3" type="xs:string"/>
-    <xs:element name="EntityId4" type="xs:string"/>
-    <xs:element name="EntityId5" type="xs:string"/>
-    <xs:element name="Terms">
-      <xs:complexType>
-        <xs:sequence>
-          <xs:element ref="pc:TermInfo" minOccurs="0" maxOccurs="unbounded"/>
-        </xs:sequence>
-      </xs:complexType>
-    </xs:element>
-    <xs:element name="TermInfo">
-      <xs:complexType>
-        <xs:sequence>
-          <xs:element ref="pc:TermName" minOccurs="0"/>
-          <xs:element ref="pc:TermId" minOccurs="0"/>
-        </xs:sequence>
-      </xs:complexType>
-    </xs:element>
-    <xs:element name="TermName" type="xs:string"/>
-    <xs:element name="TermId" type="xs:string"/>
-  </xs:schema>
-</ct:contentTypeSchema>
-</file>
-
-<file path=customXml/item2.xml><?xml version="1.0" encoding="utf-8"?>
-<?mso-contentType ?>
-<FormTemplates xmlns="http://schemas.microsoft.com/sharepoint/v3/contenttype/forms">
-  <Display>DocumentLibraryForm</Display>
-  <Edit>DocumentLibraryForm</Edit>
-  <New>DocumentLibraryForm</New>
-</FormTemplates>
-</file>
-
-<file path=customXml/item3.xml><?xml version="1.0" encoding="utf-8"?>
-<p:properties xmlns:p="http://schemas.microsoft.com/office/2006/metadata/properties" xmlns:xsi="http://www.w3.org/2001/XMLSchema-instance" xmlns:pc="http://schemas.microsoft.com/office/infopath/2007/PartnerControls">
-  <documentManagement>
-    <lcf76f155ced4ddcb4097134ff3c332f xmlns="03e19825-731a-404b-84c3-310fff85d1a8">
-      <Terms xmlns="http://schemas.microsoft.com/office/infopath/2007/PartnerControls"/>
-    </lcf76f155ced4ddcb4097134ff3c332f>
-    <TaxCatchAll xmlns="a675dd88-c1ff-478a-b60f-ff004313760b" xsi:nil="true"/>
-  </documentManagement>
-</p:properties>
-</file>
-
-<file path=customXml/itemProps1.xml><?xml version="1.0" encoding="utf-8"?>
-<ds:datastoreItem xmlns:ds="http://schemas.openxmlformats.org/officeDocument/2006/customXml" ds:itemID="{6B0D8149-9BC3-46A7-B612-487B150A34BF}"/>
-</file>
-
-<file path=customXml/itemProps2.xml><?xml version="1.0" encoding="utf-8"?>
-<ds:datastoreItem xmlns:ds="http://schemas.openxmlformats.org/officeDocument/2006/customXml" ds:itemID="{46C53DC7-0693-464D-86E7-B5C97059A7BC}"/>
-</file>
-
-<file path=customXml/itemProps3.xml><?xml version="1.0" encoding="utf-8"?>
-<ds:datastoreItem xmlns:ds="http://schemas.openxmlformats.org/officeDocument/2006/customXml" ds:itemID="{5A90E60F-7CEB-4640-BE2D-5A813088DDF9}"/>
 </file>
--- a/www/getting_started.docx
+++ b/www/getting_started.docx
@@ -3172,4 +3172,237 @@
     </a:ext>
   </a:extLst>
 </a:theme>
+</file>
+
+<file path=customXml/item1.xml><?xml version="1.0" encoding="utf-8"?>
+<ct:contentTypeSchema xmlns:ct="http://schemas.microsoft.com/office/2006/metadata/contentType" xmlns:ma="http://schemas.microsoft.com/office/2006/metadata/properties/metaAttributes" ct:_="" ma:_="" ma:contentTypeName="Document" ma:contentTypeID="0x0101006AAA32E7549EE6449AC68337FF671C5A" ma:contentTypeVersion="12" ma:contentTypeDescription="Create a new document." ma:contentTypeScope="" ma:versionID="5b725368af9e92254b31af2044252fac">
+  <xsd:schema xmlns:xsd="http://www.w3.org/2001/XMLSchema" xmlns:xs="http://www.w3.org/2001/XMLSchema" xmlns:p="http://schemas.microsoft.com/office/2006/metadata/properties" xmlns:ns2="03e19825-731a-404b-84c3-310fff85d1a8" xmlns:ns3="a675dd88-c1ff-478a-b60f-ff004313760b" targetNamespace="http://schemas.microsoft.com/office/2006/metadata/properties" ma:root="true" ma:fieldsID="de1faf0135fd982ba30b50c3b754e7cb" ns2:_="" ns3:_="">
+    <xsd:import namespace="03e19825-731a-404b-84c3-310fff85d1a8"/>
+    <xsd:import namespace="a675dd88-c1ff-478a-b60f-ff004313760b"/>
+    <xsd:element name="properties">
+      <xsd:complexType>
+        <xsd:sequence>
+          <xsd:element name="documentManagement">
+            <xsd:complexType>
+              <xsd:all>
+                <xsd:element ref="ns2:MediaServiceMetadata" minOccurs="0"/>
+                <xsd:element ref="ns2:MediaServiceFastMetadata" minOccurs="0"/>
+                <xsd:element ref="ns2:MediaServiceSearchProperties" minOccurs="0"/>
+                <xsd:element ref="ns2:MediaServiceDateTaken" minOccurs="0"/>
+                <xsd:element ref="ns2:lcf76f155ced4ddcb4097134ff3c332f" minOccurs="0"/>
+                <xsd:element ref="ns3:TaxCatchAll" minOccurs="0"/>
+                <xsd:element ref="ns2:MediaServiceGenerationTime" minOccurs="0"/>
+                <xsd:element ref="ns2:MediaServiceEventHashCode" minOccurs="0"/>
+                <xsd:element ref="ns2:MediaServiceOCR" minOccurs="0"/>
+                <xsd:element ref="ns2:MediaLengthInSeconds" minOccurs="0"/>
+                <xsd:element ref="ns2:MediaServiceLocation" minOccurs="0"/>
+              </xsd:all>
+            </xsd:complexType>
+          </xsd:element>
+        </xsd:sequence>
+      </xsd:complexType>
+    </xsd:element>
+  </xsd:schema>
+  <xsd:schema xmlns:xsd="http://www.w3.org/2001/XMLSchema" xmlns:xs="http://www.w3.org/2001/XMLSchema" xmlns:dms="http://schemas.microsoft.com/office/2006/documentManagement/types" xmlns:pc="http://schemas.microsoft.com/office/infopath/2007/PartnerControls" targetNamespace="03e19825-731a-404b-84c3-310fff85d1a8" elementFormDefault="qualified">
+    <xsd:import namespace="http://schemas.microsoft.com/office/2006/documentManagement/types"/>
+    <xsd:import namespace="http://schemas.microsoft.com/office/infopath/2007/PartnerControls"/>
+    <xsd:element name="MediaServiceMetadata" ma:index="8" nillable="true" ma:displayName="MediaServiceMetadata" ma:hidden="true" ma:internalName="MediaServiceMetadata" ma:readOnly="true">
+      <xsd:simpleType>
+        <xsd:restriction base="dms:Note"/>
+      </xsd:simpleType>
+    </xsd:element>
+    <xsd:element name="MediaServiceFastMetadata" ma:index="9" nillable="true" ma:displayName="MediaServiceFastMetadata" ma:hidden="true" ma:internalName="MediaServiceFastMetadata" ma:readOnly="true">
+      <xsd:simpleType>
+        <xsd:restriction base="dms:Note"/>
+      </xsd:simpleType>
+    </xsd:element>
+    <xsd:element name="MediaServiceSearchProperties" ma:index="10" nillable="true" ma:displayName="MediaServiceSearchProperties" ma:hidden="true" ma:internalName="MediaServiceSearchProperties" ma:readOnly="true">
+      <xsd:simpleType>
+        <xsd:restriction base="dms:Note"/>
+      </xsd:simpleType>
+    </xsd:element>
+    <xsd:element name="MediaServiceDateTaken" ma:index="11" nillable="true" ma:displayName="MediaServiceDateTaken" ma:hidden="true" ma:indexed="true" ma:internalName="MediaServiceDateTaken" ma:readOnly="true">
+      <xsd:simpleType>
+        <xsd:restriction base="dms:Text"/>
+      </xsd:simpleType>
+    </xsd:element>
+    <xsd:element name="lcf76f155ced4ddcb4097134ff3c332f" ma:index="13" nillable="true" ma:taxonomy="true" ma:internalName="lcf76f155ced4ddcb4097134ff3c332f" ma:taxonomyFieldName="MediaServiceImageTags" ma:displayName="Image Tags" ma:readOnly="false" ma:fieldId="{5cf76f15-5ced-4ddc-b409-7134ff3c332f}" ma:taxonomyMulti="true" ma:sspId="41616629-9183-4d38-9e3a-f9db27d53a26" ma:termSetId="09814cd3-568e-fe90-9814-8d621ff8fb84" ma:anchorId="fba54fb3-c3e1-fe81-a776-ca4b69148c4d" ma:open="true" ma:isKeyword="false">
+      <xsd:complexType>
+        <xsd:sequence>
+          <xsd:element ref="pc:Terms" minOccurs="0" maxOccurs="1"/>
+        </xsd:sequence>
+      </xsd:complexType>
+    </xsd:element>
+    <xsd:element name="MediaServiceGenerationTime" ma:index="15" nillable="true" ma:displayName="MediaServiceGenerationTime" ma:hidden="true" ma:internalName="MediaServiceGenerationTime" ma:readOnly="true">
+      <xsd:simpleType>
+        <xsd:restriction base="dms:Text"/>
+      </xsd:simpleType>
+    </xsd:element>
+    <xsd:element name="MediaServiceEventHashCode" ma:index="16" nillable="true" ma:displayName="MediaServiceEventHashCode" ma:hidden="true" ma:internalName="MediaServiceEventHashCode" ma:readOnly="true">
+      <xsd:simpleType>
+        <xsd:restriction base="dms:Text"/>
+      </xsd:simpleType>
+    </xsd:element>
+    <xsd:element name="MediaServiceOCR" ma:index="17" nillable="true" ma:displayName="Extracted Text" ma:internalName="MediaServiceOCR" ma:readOnly="true">
+      <xsd:simpleType>
+        <xsd:restriction base="dms:Note">
+          <xsd:maxLength value="255"/>
+        </xsd:restriction>
+      </xsd:simpleType>
+    </xsd:element>
+    <xsd:element name="MediaLengthInSeconds" ma:index="18" nillable="true" ma:displayName="MediaLengthInSeconds" ma:hidden="true" ma:internalName="MediaLengthInSeconds" ma:readOnly="true">
+      <xsd:simpleType>
+        <xsd:restriction base="dms:Unknown"/>
+      </xsd:simpleType>
+    </xsd:element>
+    <xsd:element name="MediaServiceLocation" ma:index="19" nillable="true" ma:displayName="Location" ma:indexed="true" ma:internalName="MediaServiceLocation" ma:readOnly="true">
+      <xsd:simpleType>
+        <xsd:restriction base="dms:Text"/>
+      </xsd:simpleType>
+    </xsd:element>
+  </xsd:schema>
+  <xsd:schema xmlns:xsd="http://www.w3.org/2001/XMLSchema" xmlns:xs="http://www.w3.org/2001/XMLSchema" xmlns:dms="http://schemas.microsoft.com/office/2006/documentManagement/types" xmlns:pc="http://schemas.microsoft.com/office/infopath/2007/PartnerControls" targetNamespace="a675dd88-c1ff-478a-b60f-ff004313760b" elementFormDefault="qualified">
+    <xsd:import namespace="http://schemas.microsoft.com/office/2006/documentManagement/types"/>
+    <xsd:import namespace="http://schemas.microsoft.com/office/infopath/2007/PartnerControls"/>
+    <xsd:element name="TaxCatchAll" ma:index="14" nillable="true" ma:displayName="Taxonomy Catch All Column" ma:hidden="true" ma:list="{fee70d54-65c2-44e4-aa1e-ee2a67be174e}" ma:internalName="TaxCatchAll" ma:showField="CatchAllData" ma:web="a675dd88-c1ff-478a-b60f-ff004313760b">
+      <xsd:complexType>
+        <xsd:complexContent>
+          <xsd:extension base="dms:MultiChoiceLookup">
+            <xsd:sequence>
+              <xsd:element name="Value" type="dms:Lookup" maxOccurs="unbounded" minOccurs="0" nillable="true"/>
+            </xsd:sequence>
+          </xsd:extension>
+        </xsd:complexContent>
+      </xsd:complexType>
+    </xsd:element>
+  </xsd:schema>
+  <xsd:schema xmlns="http://schemas.openxmlformats.org/package/2006/metadata/core-properties" xmlns:xsd="http://www.w3.org/2001/XMLSchema" xmlns:xsi="http://www.w3.org/2001/XMLSchema-instance" xmlns:dc="http://purl.org/dc/elements/1.1/" xmlns:dcterms="http://purl.org/dc/terms/" xmlns:odoc="http://schemas.microsoft.com/internal/obd" targetNamespace="http://schemas.openxmlformats.org/package/2006/metadata/core-properties" elementFormDefault="qualified" attributeFormDefault="unqualified" blockDefault="#all">
+    <xsd:import namespace="http://purl.org/dc/elements/1.1/" schemaLocation="http://dublincore.org/schemas/xmls/qdc/2003/04/02/dc.xsd"/>
+    <xsd:import namespace="http://purl.org/dc/terms/" schemaLocation="http://dublincore.org/schemas/xmls/qdc/2003/04/02/dcterms.xsd"/>
+    <xsd:element name="coreProperties" type="CT_coreProperties"/>
+    <xsd:complexType name="CT_coreProperties">
+      <xsd:all>
+        <xsd:element ref="dc:creator" minOccurs="0" maxOccurs="1"/>
+        <xsd:element ref="dcterms:created" minOccurs="0" maxOccurs="1"/>
+        <xsd:element ref="dc:identifier" minOccurs="0" maxOccurs="1"/>
+        <xsd:element name="contentType" minOccurs="0" maxOccurs="1" type="xsd:string" ma:index="0" ma:displayName="Content Type"/>
+        <xsd:element ref="dc:title" minOccurs="0" maxOccurs="1" ma:index="4" ma:displayName="Title"/>
+        <xsd:element ref="dc:subject" minOccurs="0" maxOccurs="1"/>
+        <xsd:element ref="dc:description" minOccurs="0" maxOccurs="1"/>
+        <xsd:element name="keywords" minOccurs="0" maxOccurs="1" type="xsd:string"/>
+        <xsd:element ref="dc:language" minOccurs="0" maxOccurs="1"/>
+        <xsd:element name="category" minOccurs="0" maxOccurs="1" type="xsd:string"/>
+        <xsd:element name="version" minOccurs="0" maxOccurs="1" type="xsd:string"/>
+        <xsd:element name="revision" minOccurs="0" maxOccurs="1" type="xsd:string">
+          <xsd:annotation>
+            <xsd:documentation>
+                        This value indicates the number of saves or revisions. The application is responsible for updating this value after each revision.
+                    </xsd:documentation>
+          </xsd:annotation>
+        </xsd:element>
+        <xsd:element name="lastModifiedBy" minOccurs="0" maxOccurs="1" type="xsd:string"/>
+        <xsd:element ref="dcterms:modified" minOccurs="0" maxOccurs="1"/>
+        <xsd:element name="contentStatus" minOccurs="0" maxOccurs="1" type="xsd:string"/>
+      </xsd:all>
+    </xsd:complexType>
+  </xsd:schema>
+  <xs:schema xmlns:pc="http://schemas.microsoft.com/office/infopath/2007/PartnerControls" xmlns:xs="http://www.w3.org/2001/XMLSchema" targetNamespace="http://schemas.microsoft.com/office/infopath/2007/PartnerControls" elementFormDefault="qualified" attributeFormDefault="unqualified">
+    <xs:element name="Person">
+      <xs:complexType>
+        <xs:sequence>
+          <xs:element ref="pc:DisplayName" minOccurs="0"/>
+          <xs:element ref="pc:AccountId" minOccurs="0"/>
+          <xs:element ref="pc:AccountType" minOccurs="0"/>
+        </xs:sequence>
+      </xs:complexType>
+    </xs:element>
+    <xs:element name="DisplayName" type="xs:string"/>
+    <xs:element name="AccountId" type="xs:string"/>
+    <xs:element name="AccountType" type="xs:string"/>
+    <xs:element name="BDCAssociatedEntity">
+      <xs:complexType>
+        <xs:sequence>
+          <xs:element ref="pc:BDCEntity" minOccurs="0" maxOccurs="unbounded"/>
+        </xs:sequence>
+        <xs:attribute ref="pc:EntityNamespace"/>
+        <xs:attribute ref="pc:EntityName"/>
+        <xs:attribute ref="pc:SystemInstanceName"/>
+        <xs:attribute ref="pc:AssociationName"/>
+      </xs:complexType>
+    </xs:element>
+    <xs:attribute name="EntityNamespace" type="xs:string"/>
+    <xs:attribute name="EntityName" type="xs:string"/>
+    <xs:attribute name="SystemInstanceName" type="xs:string"/>
+    <xs:attribute name="AssociationName" type="xs:string"/>
+    <xs:element name="BDCEntity">
+      <xs:complexType>
+        <xs:sequence>
+          <xs:element ref="pc:EntityDisplayName" minOccurs="0"/>
+          <xs:element ref="pc:EntityInstanceReference" minOccurs="0"/>
+          <xs:element ref="pc:EntityId1" minOccurs="0"/>
+          <xs:element ref="pc:EntityId2" minOccurs="0"/>
+          <xs:element ref="pc:EntityId3" minOccurs="0"/>
+          <xs:element ref="pc:EntityId4" minOccurs="0"/>
+          <xs:element ref="pc:EntityId5" minOccurs="0"/>
+        </xs:sequence>
+      </xs:complexType>
+    </xs:element>
+    <xs:element name="EntityDisplayName" type="xs:string"/>
+    <xs:element name="EntityInstanceReference" type="xs:string"/>
+    <xs:element name="EntityId1" type="xs:string"/>
+    <xs:element name="EntityId2" type="xs:string"/>
+    <xs:element name="EntityId3" type="xs:string"/>
+    <xs:element name="EntityId4" type="xs:string"/>
+    <xs:element name="EntityId5" type="xs:string"/>
+    <xs:element name="Terms">
+      <xs:complexType>
+        <xs:sequence>
+          <xs:element ref="pc:TermInfo" minOccurs="0" maxOccurs="unbounded"/>
+        </xs:sequence>
+      </xs:complexType>
+    </xs:element>
+    <xs:element name="TermInfo">
+      <xs:complexType>
+        <xs:sequence>
+          <xs:element ref="pc:TermName" minOccurs="0"/>
+          <xs:element ref="pc:TermId" minOccurs="0"/>
+        </xs:sequence>
+      </xs:complexType>
+    </xs:element>
+    <xs:element name="TermName" type="xs:string"/>
+    <xs:element name="TermId" type="xs:string"/>
+  </xs:schema>
+</ct:contentTypeSchema>
+</file>
+
+<file path=customXml/item2.xml><?xml version="1.0" encoding="utf-8"?>
+<?mso-contentType ?>
+<FormTemplates xmlns="http://schemas.microsoft.com/sharepoint/v3/contenttype/forms">
+  <Display>DocumentLibraryForm</Display>
+  <Edit>DocumentLibraryForm</Edit>
+  <New>DocumentLibraryForm</New>
+</FormTemplates>
+</file>
+
+<file path=customXml/item3.xml><?xml version="1.0" encoding="utf-8"?>
+<p:properties xmlns:p="http://schemas.microsoft.com/office/2006/metadata/properties" xmlns:xsi="http://www.w3.org/2001/XMLSchema-instance" xmlns:pc="http://schemas.microsoft.com/office/infopath/2007/PartnerControls">
+  <documentManagement>
+    <lcf76f155ced4ddcb4097134ff3c332f xmlns="03e19825-731a-404b-84c3-310fff85d1a8">
+      <Terms xmlns="http://schemas.microsoft.com/office/infopath/2007/PartnerControls"/>
+    </lcf76f155ced4ddcb4097134ff3c332f>
+    <TaxCatchAll xmlns="a675dd88-c1ff-478a-b60f-ff004313760b" xsi:nil="true"/>
+  </documentManagement>
+</p:properties>
+</file>
+
+<file path=customXml/itemProps1.xml><?xml version="1.0" encoding="utf-8"?>
+<ds:datastoreItem xmlns:ds="http://schemas.openxmlformats.org/officeDocument/2006/customXml" ds:itemID="{61FBA869-B1B0-4B3A-890E-B70DC7BDDD0C}"/>
+</file>
+
+<file path=customXml/itemProps2.xml><?xml version="1.0" encoding="utf-8"?>
+<ds:datastoreItem xmlns:ds="http://schemas.openxmlformats.org/officeDocument/2006/customXml" ds:itemID="{9A0EDF04-1E23-4704-938D-CE98013CC5E2}"/>
+</file>
+
+<file path=customXml/itemProps3.xml><?xml version="1.0" encoding="utf-8"?>
+<ds:datastoreItem xmlns:ds="http://schemas.openxmlformats.org/officeDocument/2006/customXml" ds:itemID="{841644C2-1686-402A-AA10-16C0DA1078A8}"/>
 </file>
--- a/www/getting_started.docx
+++ b/www/getting_started.docx
@@ -3396,13 +3396,13 @@
 </file>
 
 <file path=customXml/itemProps1.xml><?xml version="1.0" encoding="utf-8"?>
-<ds:datastoreItem xmlns:ds="http://schemas.openxmlformats.org/officeDocument/2006/customXml" ds:itemID="{61FBA869-B1B0-4B3A-890E-B70DC7BDDD0C}"/>
+<ds:datastoreItem xmlns:ds="http://schemas.openxmlformats.org/officeDocument/2006/customXml" ds:itemID="{6F05FD15-A19E-4621-87F0-888B0BB731B0}"/>
 </file>
 
 <file path=customXml/itemProps2.xml><?xml version="1.0" encoding="utf-8"?>
-<ds:datastoreItem xmlns:ds="http://schemas.openxmlformats.org/officeDocument/2006/customXml" ds:itemID="{9A0EDF04-1E23-4704-938D-CE98013CC5E2}"/>
+<ds:datastoreItem xmlns:ds="http://schemas.openxmlformats.org/officeDocument/2006/customXml" ds:itemID="{67F6AC0C-3326-474F-A7B6-2223CE84985E}"/>
 </file>
 
 <file path=customXml/itemProps3.xml><?xml version="1.0" encoding="utf-8"?>
-<ds:datastoreItem xmlns:ds="http://schemas.openxmlformats.org/officeDocument/2006/customXml" ds:itemID="{841644C2-1686-402A-AA10-16C0DA1078A8}"/>
+<ds:datastoreItem xmlns:ds="http://schemas.openxmlformats.org/officeDocument/2006/customXml" ds:itemID="{16FD416E-0FAF-4696-B76F-93C581FA0E54}"/>
 </file>
--- a/www/getting_started.docx
+++ b/www/getting_started.docx
@@ -23,7 +23,7 @@
         <w:pStyle w:val="Author"/>
       </w:pPr>
       <w:r>
-        <w:t xml:space="preserve">CIAT / CGIAR Alliance — ClimateActionNetZero</w:t>
+        <w:t xml:space="preserve">CIAT / CGIAR Alliance, ClimateActionNetZero</w:t>
       </w:r>
     </w:p>
     <w:bookmarkStart w:id="29" w:name="Xd96a23f14f7c6d0c40deb967e17baf8876078d8"/>
@@ -56,7 +56,7 @@
         <w:t xml:space="preserve"> </w:t>
       </w:r>
       <w:r>
-        <w:t xml:space="preserve">is a free, AI-powered helper — built on top of Claude.ai — that turns your own Excel or CSV files into a ready-to-upload template in roughly</w:t>
+        <w:t xml:space="preserve">is a free, AI-powered helper: built on top of Claude.ai, that turns your own Excel or CSV files into a ready-to-upload template in roughly</w:t>
       </w:r>
       <w:r>
         <w:t xml:space="preserve"> </w:t>
@@ -137,7 +137,7 @@
         <w:t xml:space="preserve"> </w:t>
       </w:r>
       <w:r>
-        <w:t xml:space="preserve">downloaded from the Cattle Uncertainty App’s Resources tab. Unzip it anywhere — you’ll see a</w:t>
+        <w:t xml:space="preserve">downloaded from the Cattle Uncertainty App’s Resources tab. Unzip it anywhere: you’ll see a</w:t>
       </w:r>
       <w:r>
         <w:t xml:space="preserve"> </w:t>
@@ -246,7 +246,7 @@
         </w:numPr>
       </w:pPr>
       <w:r>
-        <w:t xml:space="preserve">Your raw inventory data file(s) — Excel, CSV, or even a PDF / screenshot of a table.</w:t>
+        <w:t xml:space="preserve">Your raw inventory data file(s): Excel, CSV, or even a PDF / screenshot of a table.</w:t>
       </w:r>
     </w:p>
     <w:p>
@@ -268,7 +268,7 @@
         <w:pStyle w:val="Heading2"/>
       </w:pPr>
       <w:r>
-        <w:t xml:space="preserve">What the questionnaire is — and what your data file is</w:t>
+        <w:t xml:space="preserve">What the questionnaire is: and what your data file is</w:t>
       </w:r>
     </w:p>
     <w:p>
@@ -456,7 +456,7 @@
         <w:t xml:space="preserve">Sign up</w:t>
       </w:r>
       <w:r>
-        <w:t xml:space="preserve">. The free tier is enough for this task. You can sign in with Google, email, or Apple — no payment details required.</w:t>
+        <w:t xml:space="preserve">. The free tier is enough for this task. You can sign in with Google, email, or Apple, no payment details required.</w:t>
       </w:r>
     </w:p>
     <w:bookmarkEnd w:id="12"/>
@@ -596,7 +596,7 @@
         <w:pStyle w:val="BodyText"/>
       </w:pPr>
       <w:r>
-        <w:t xml:space="preserve">This is what teaches Claude how to behave as the Translator — it lays out the workflow, the IPCC rules, and the output format.</w:t>
+        <w:t xml:space="preserve">This is what teaches Claude how to behave as the Translator: it lays out the workflow, the IPCC rules, and the output format.</w:t>
       </w:r>
     </w:p>
     <w:bookmarkEnd w:id="14"/>
@@ -648,10 +648,7 @@
         <w:t xml:space="preserve">param_catalogue.md</w:t>
       </w:r>
       <w:r>
-        <w:t xml:space="preserve"> </w:t>
-      </w:r>
-      <w:r>
-        <w:t xml:space="preserve">— the 25 IPCC-aligned parameters with codes, units, defaults</w:t>
+        <w:t xml:space="preserve">: the 25 IPCC-aligned parameters with codes, units, defaults</w:t>
       </w:r>
     </w:p>
     <w:p>
@@ -669,10 +666,7 @@
         <w:t xml:space="preserve">template_schema.md</w:t>
       </w:r>
       <w:r>
-        <w:t xml:space="preserve"> </w:t>
-      </w:r>
-      <w:r>
-        <w:t xml:space="preserve">— the exact workbook layout and validation rules</w:t>
+        <w:t xml:space="preserve">: the exact workbook layout and validation rules</w:t>
       </w:r>
     </w:p>
     <w:p>
@@ -690,10 +684,7 @@
         <w:t xml:space="preserve">mapping_examples.md</w:t>
       </w:r>
       <w:r>
-        <w:t xml:space="preserve"> </w:t>
-      </w:r>
-      <w:r>
-        <w:t xml:space="preserve">— worked examples of</w:t>
+        <w:t xml:space="preserve">: worked examples of</w:t>
       </w:r>
       <w:r>
         <w:t xml:space="preserve"> </w:t>
@@ -717,10 +708,7 @@
         <w:t xml:space="preserve">questionnaire.md</w:t>
       </w:r>
       <w:r>
-        <w:t xml:space="preserve"> </w:t>
-      </w:r>
-      <w:r>
-        <w:t xml:space="preserve">— so Claude knows what the questionnaire looks like</w:t>
+        <w:t xml:space="preserve">: so Claude knows what the questionnaire looks like</w:t>
       </w:r>
     </w:p>
     <w:p>
@@ -922,7 +910,7 @@
         <w:t xml:space="preserve"> </w:t>
       </w:r>
       <w:r>
-        <w:t xml:space="preserve">in the chat input box, select your file(s) —</w:t>
+        <w:t xml:space="preserve">in the chat input box, select your file(s):</w:t>
       </w:r>
       <w:r>
         <w:t xml:space="preserve"> </w:t>
@@ -958,7 +946,7 @@
         <w:t xml:space="preserve">.pdf</w:t>
       </w:r>
       <w:r>
-        <w:t xml:space="preserve">, or images of tables all work — and send. Claude will inspect the file, propose a column mapping, and ask you to confirm anything ambiguous.</w:t>
+        <w:t xml:space="preserve">, or images of tables all work, and send. Claude will inspect the file, propose a column mapping, and ask you to confirm anything ambiguous.</w:t>
       </w:r>
     </w:p>
     <w:bookmarkEnd w:id="21"/>
@@ -1014,14 +1002,7 @@
           <w:i/>
           <w:iCs/>
         </w:rPr>
-        <w:t xml:space="preserve"> </w:t>
-      </w:r>
-      <w:r>
-        <w:rPr>
-          <w:i/>
-          <w:iCs/>
-        </w:rPr>
-        <w:t xml:space="preserve">— is this body weight (current) or mature weight (adult target)?”</w:t>
+        <w:t xml:space="preserve">: is this body weight (current) or mature weight (adult target)?”</w:t>
       </w:r>
     </w:p>
     <w:p>
@@ -1037,7 +1018,7 @@
           <w:i/>
           <w:iCs/>
         </w:rPr>
-        <w:t xml:space="preserve">“Your milk yield column is in litres — should I convert to kg using ×1.03, or treat 1 L = 1 kg?”</w:t>
+        <w:t xml:space="preserve">“Your milk yield column is in litres: should I convert to kg using ×1.03, or treat 1 L = 1 kg?”</w:t>
       </w:r>
     </w:p>
     <w:p>
@@ -1187,7 +1168,7 @@
         <w:t xml:space="preserve"> </w:t>
       </w:r>
       <w:r>
-        <w:t xml:space="preserve">tab — green = OK, amber = review, red = fix.</w:t>
+        <w:t xml:space="preserve">tab: green = OK, amber = review, red = fix.</w:t>
       </w:r>
     </w:p>
     <w:p>
@@ -1275,7 +1256,7 @@
           <w:i/>
           <w:iCs/>
         </w:rPr>
-        <w:t xml:space="preserve">“wait — that should be 275 kg, not 599 kg”</w:t>
+        <w:t xml:space="preserve">“wait: that should be 275 kg, not 599 kg”</w:t>
       </w:r>
       <w:r>
         <w:t xml:space="preserve"> </w:t>
@@ -1313,7 +1294,7 @@
         <w:t xml:space="preserve"> </w:t>
       </w:r>
       <w:r>
-        <w:t xml:space="preserve">is a fine question — it will cite the IPCC table.</w:t>
+        <w:t xml:space="preserve">is a fine question: it will cite the IPCC table.</w:t>
       </w:r>
     </w:p>
     <w:p>
@@ -1464,7 +1445,7 @@
         <w:t xml:space="preserve"> </w:t>
       </w:r>
       <w:r>
-        <w:t xml:space="preserve">for amber and red flags after upload — those highlight values outside IPCC ranges.</w:t>
+        <w:t xml:space="preserve">for amber and red flags after upload: those highlight values outside IPCC ranges.</w:t>
       </w:r>
     </w:p>
     <w:p>
@@ -1535,7 +1516,7 @@
         <w:t xml:space="preserve"> </w:t>
       </w:r>
       <w:r>
-        <w:t xml:space="preserve">panel — drag the new versions in and remove the old ones. The Instructions field rarely changes; if it does, the new version will be in the updated</w:t>
+        <w:t xml:space="preserve">panel: drag the new versions in and remove the old ones. The Instructions field rarely changes; if it does, the new version will be in the updated</w:t>
       </w:r>
       <w:r>
         <w:t xml:space="preserve"> </w:t>
@@ -1566,7 +1547,7 @@
           <w:i/>
           <w:iCs/>
         </w:rPr>
-        <w:t xml:space="preserve">Produced by the CGIAR Alliance, Climate Action–Net Zero Initiative, Project D614 — GMH Emissions Uncertainty.</w:t>
+        <w:t xml:space="preserve">Produced by the CGIAR Alliance, Climate Action–Net Zero Initiative, Project D614: GMH Emissions Uncertainty.</w:t>
       </w:r>
     </w:p>
     <w:bookmarkEnd w:id="28"/>
@@ -3396,13 +3377,13 @@
 </file>
 
 <file path=customXml/itemProps1.xml><?xml version="1.0" encoding="utf-8"?>
-<ds:datastoreItem xmlns:ds="http://schemas.openxmlformats.org/officeDocument/2006/customXml" ds:itemID="{6F05FD15-A19E-4621-87F0-888B0BB731B0}"/>
+<ds:datastoreItem xmlns:ds="http://schemas.openxmlformats.org/officeDocument/2006/customXml" ds:itemID="{DF189E6A-64B7-47B0-AF8F-92AF95727B64}"/>
 </file>
 
 <file path=customXml/itemProps2.xml><?xml version="1.0" encoding="utf-8"?>
-<ds:datastoreItem xmlns:ds="http://schemas.openxmlformats.org/officeDocument/2006/customXml" ds:itemID="{67F6AC0C-3326-474F-A7B6-2223CE84985E}"/>
+<ds:datastoreItem xmlns:ds="http://schemas.openxmlformats.org/officeDocument/2006/customXml" ds:itemID="{C8AA33EC-B20C-4C24-844C-B76D9442A731}"/>
 </file>
 
 <file path=customXml/itemProps3.xml><?xml version="1.0" encoding="utf-8"?>
-<ds:datastoreItem xmlns:ds="http://schemas.openxmlformats.org/officeDocument/2006/customXml" ds:itemID="{16FD416E-0FAF-4696-B76F-93C581FA0E54}"/>
+<ds:datastoreItem xmlns:ds="http://schemas.openxmlformats.org/officeDocument/2006/customXml" ds:itemID="{FE91C321-E210-4B6A-B250-AA5D44A7879D}"/>
 </file>
--- a/www/getting_started.docx
+++ b/www/getting_started.docx
@@ -3377,13 +3377,13 @@
 </file>
 
 <file path=customXml/itemProps1.xml><?xml version="1.0" encoding="utf-8"?>
-<ds:datastoreItem xmlns:ds="http://schemas.openxmlformats.org/officeDocument/2006/customXml" ds:itemID="{DF189E6A-64B7-47B0-AF8F-92AF95727B64}"/>
+<ds:datastoreItem xmlns:ds="http://schemas.openxmlformats.org/officeDocument/2006/customXml" ds:itemID="{E35B2116-015B-4312-BF75-2A3931140882}"/>
 </file>
 
 <file path=customXml/itemProps2.xml><?xml version="1.0" encoding="utf-8"?>
-<ds:datastoreItem xmlns:ds="http://schemas.openxmlformats.org/officeDocument/2006/customXml" ds:itemID="{C8AA33EC-B20C-4C24-844C-B76D9442A731}"/>
+<ds:datastoreItem xmlns:ds="http://schemas.openxmlformats.org/officeDocument/2006/customXml" ds:itemID="{EC7A890C-6555-4CE6-B0F1-0BDFB6BD9BE8}"/>
 </file>
 
 <file path=customXml/itemProps3.xml><?xml version="1.0" encoding="utf-8"?>
-<ds:datastoreItem xmlns:ds="http://schemas.openxmlformats.org/officeDocument/2006/customXml" ds:itemID="{FE91C321-E210-4B6A-B250-AA5D44A7879D}"/>
+<ds:datastoreItem xmlns:ds="http://schemas.openxmlformats.org/officeDocument/2006/customXml" ds:itemID="{CC1AB699-A662-43CA-9E41-DA163E2C81D8}"/>
 </file>
--- a/www/getting_started.docx
+++ b/www/getting_started.docx
@@ -3377,13 +3377,13 @@
 </file>
 
 <file path=customXml/itemProps1.xml><?xml version="1.0" encoding="utf-8"?>
-<ds:datastoreItem xmlns:ds="http://schemas.openxmlformats.org/officeDocument/2006/customXml" ds:itemID="{E35B2116-015B-4312-BF75-2A3931140882}"/>
+<ds:datastoreItem xmlns:ds="http://schemas.openxmlformats.org/officeDocument/2006/customXml" ds:itemID="{A79956ED-976F-49A9-AA91-8BFA7E8FD827}"/>
 </file>
 
 <file path=customXml/itemProps2.xml><?xml version="1.0" encoding="utf-8"?>
-<ds:datastoreItem xmlns:ds="http://schemas.openxmlformats.org/officeDocument/2006/customXml" ds:itemID="{EC7A890C-6555-4CE6-B0F1-0BDFB6BD9BE8}"/>
+<ds:datastoreItem xmlns:ds="http://schemas.openxmlformats.org/officeDocument/2006/customXml" ds:itemID="{D7D7C790-207B-466E-88D8-37B3F52C8211}"/>
 </file>
 
 <file path=customXml/itemProps3.xml><?xml version="1.0" encoding="utf-8"?>
-<ds:datastoreItem xmlns:ds="http://schemas.openxmlformats.org/officeDocument/2006/customXml" ds:itemID="{CC1AB699-A662-43CA-9E41-DA163E2C81D8}"/>
+<ds:datastoreItem xmlns:ds="http://schemas.openxmlformats.org/officeDocument/2006/customXml" ds:itemID="{8C85C50B-71B0-4F36-922A-E90AEC6E3C20}"/>
 </file>
--- a/www/getting_started.docx
+++ b/www/getting_started.docx
@@ -3377,13 +3377,13 @@
 </file>
 
 <file path=customXml/itemProps1.xml><?xml version="1.0" encoding="utf-8"?>
-<ds:datastoreItem xmlns:ds="http://schemas.openxmlformats.org/officeDocument/2006/customXml" ds:itemID="{A79956ED-976F-49A9-AA91-8BFA7E8FD827}"/>
+<ds:datastoreItem xmlns:ds="http://schemas.openxmlformats.org/officeDocument/2006/customXml" ds:itemID="{E35B2116-015B-4312-BF75-2A3931140882}"/>
 </file>
 
 <file path=customXml/itemProps2.xml><?xml version="1.0" encoding="utf-8"?>
-<ds:datastoreItem xmlns:ds="http://schemas.openxmlformats.org/officeDocument/2006/customXml" ds:itemID="{D7D7C790-207B-466E-88D8-37B3F52C8211}"/>
+<ds:datastoreItem xmlns:ds="http://schemas.openxmlformats.org/officeDocument/2006/customXml" ds:itemID="{EC7A890C-6555-4CE6-B0F1-0BDFB6BD9BE8}"/>
 </file>
 
 <file path=customXml/itemProps3.xml><?xml version="1.0" encoding="utf-8"?>
-<ds:datastoreItem xmlns:ds="http://schemas.openxmlformats.org/officeDocument/2006/customXml" ds:itemID="{8C85C50B-71B0-4F36-922A-E90AEC6E3C20}"/>
+<ds:datastoreItem xmlns:ds="http://schemas.openxmlformats.org/officeDocument/2006/customXml" ds:itemID="{CC1AB699-A662-43CA-9E41-DA163E2C81D8}"/>
 </file>